--- a/docs/Lessons/Lesson 13 - A Hit That Reacts/Keys/Lesson_13_Key_001GameCreator.docx
+++ b/docs/Lessons/Lesson 13 - A Hit That Reacts/Keys/Lesson_13_Key_001GameCreator.docx
@@ -156,6 +156,68 @@
       </w:pPr>
       <w:r>
         <w:t xml:space="preserve">The enemy's Destroy action is left in its existing position (unchanged from Lesson 7 onward) - this is a deliberate, documented simplification for this engine specifically, not an oversight.</w:t>
+      </w:r>
+    </w:p>
+    <w:p>
+      <w:pPr>
+        <w:spacing w:after="40" w:before="120"/>
+        <w:jc w:val="center"/>
+      </w:pPr>
+      <w:r>
+        <w:drawing>
+          <wp:inline distT="0" distB="0" distL="0" distR="0">
+            <wp:extent cx="4937760" cy="4078224"/>
+            <wp:effectExtent t="0" r="0" b="0" l="0"/>
+            <wp:docPr id="1" name="" descr="" title=""/>
+            <wp:cNvGraphicFramePr>
+              <a:graphicFrameLocks xmlns:a="http://schemas.openxmlformats.org/drawingml/2006/main" noChangeAspect="1"/>
+            </wp:cNvGraphicFramePr>
+            <a:graphic xmlns:a="http://schemas.openxmlformats.org/drawingml/2006/main">
+              <a:graphicData uri="http://schemas.openxmlformats.org/drawingml/2006/picture">
+                <pic:pic xmlns:pic="http://schemas.openxmlformats.org/drawingml/2006/picture">
+                  <pic:nvPicPr>
+                    <pic:cNvPr id="0" name="" descr=""/>
+                    <pic:cNvPicPr>
+                      <a:picLocks noChangeAspect="1" noChangeArrowheads="1"/>
+                    </pic:cNvPicPr>
+                  </pic:nvPicPr>
+                  <pic:blipFill>
+                    <a:blip r:embed="rId10" cstate="none"/>
+                    <a:srcRect/>
+                    <a:stretch>
+                      <a:fillRect/>
+                    </a:stretch>
+                  </pic:blipFill>
+                  <pic:spPr bwMode="auto">
+                    <a:xfrm>
+                      <a:off x="0" y="0"/>
+                      <a:ext cx="4937760" cy="4078224"/>
+                    </a:xfrm>
+                    <a:prstGeom prst="rect">
+                      <a:avLst/>
+                    </a:prstGeom>
+                  </pic:spPr>
+                </pic:pic>
+              </a:graphicData>
+            </a:graphic>
+          </wp:inline>
+        </w:drawing>
+      </w:r>
+    </w:p>
+    <w:p>
+      <w:pPr>
+        <w:spacing w:after="160"/>
+        <w:jc w:val="center"/>
+      </w:pPr>
+      <w:r>
+        <w:rPr>
+          <w:i/>
+          <w:iCs/>
+          <w:color w:val="888888"/>
+          <w:sz w:val="16"/>
+          <w:szCs w:val="16"/>
+        </w:rPr>
+        <w:t xml:space="preserve">Everything in the top box happens the instant the hit is detected. Only the enemy's own removal - the very last step - waits for the pause to finish.</w:t>
       </w:r>
     </w:p>
     <w:p>

--- a/docs/Lessons/Lesson 13 - A Hit That Reacts/Keys/Lesson_13_Key_001GameCreator.docx
+++ b/docs/Lessons/Lesson 13 - A Hit That Reacts/Keys/Lesson_13_Key_001GameCreator.docx
@@ -160,6 +160,241 @@
     </w:p>
     <w:p>
       <w:pPr>
+        <w:shd w:fill="F0F0F0" w:val="clear"/>
+        <w:spacing w:after="160" w:before="80"/>
+        <w:ind w:left="360"/>
+      </w:pPr>
+      <w:r>
+        <w:rPr>
+          <w:i/>
+          <w:iCs/>
+          <w:color w:val="555555"/>
+          <w:sz w:val="18"/>
+          <w:szCs w:val="18"/>
+        </w:rPr>
+        <w:t xml:space="preserve">Highlighted lines are new this week; everything else is code you already have.</w:t>
+      </w:r>
+      <w:r>
+        <w:br/>
+        <w:t xml:space="preserve"/>
+      </w:r>
+      <w:r>
+        <w:rPr>
+          <w:rFonts w:ascii="Consolas" w:cs="Consolas" w:eastAsia="Consolas" w:hAnsi="Consolas"/>
+          <w:sz w:val="20"/>
+          <w:szCs w:val="20"/>
+        </w:rPr>
+        <w:t xml:space="preserve">enemy Actor Trigger: Collided with actor (revised) -&gt;</w:t>
+      </w:r>
+      <w:r>
+        <w:br/>
+        <w:t xml:space="preserve"/>
+      </w:r>
+      <w:r>
+        <w:rPr>
+          <w:rFonts w:ascii="Consolas" w:cs="Consolas" w:eastAsia="Consolas" w:hAnsi="Consolas"/>
+          <w:sz w:val="20"/>
+          <w:szCs w:val="20"/>
+        </w:rPr>
+        <w:t xml:space="preserve">  If(game_active = 1)</w:t>
+      </w:r>
+      <w:r>
+        <w:br/>
+        <w:t xml:space="preserve"/>
+      </w:r>
+      <w:r>
+        <w:rPr>
+          <w:rFonts w:ascii="Consolas" w:cs="Consolas" w:eastAsia="Consolas" w:hAnsi="Consolas"/>
+          <w:sz w:val="20"/>
+          <w:szCs w:val="20"/>
+        </w:rPr>
+        <w:t xml:space="preserve">    Variable – Modify Value(score, Add, 10)</w:t>
+      </w:r>
+      <w:r>
+        <w:br/>
+        <w:t xml:space="preserve"/>
+      </w:r>
+      <w:r>
+        <w:rPr>
+          <w:rFonts w:ascii="Consolas" w:cs="Consolas" w:eastAsia="Consolas" w:hAnsi="Consolas"/>
+          <w:sz w:val="20"/>
+          <w:szCs w:val="20"/>
+        </w:rPr>
+        <w:t xml:space="preserve">    Variable – Modify Value(enemies_remaining, Subtract, 1)</w:t>
+      </w:r>
+      <w:r>
+        <w:br/>
+        <w:t xml:space="preserve"/>
+      </w:r>
+      <w:r>
+        <w:rPr>
+          <w:rFonts w:ascii="Consolas" w:cs="Consolas" w:eastAsia="Consolas" w:hAnsi="Consolas"/>
+          <w:sz w:val="20"/>
+          <w:szCs w:val="20"/>
+        </w:rPr>
+        <w:t xml:space="preserve">    Play Sound(sfx_hit.wav)</w:t>
+      </w:r>
+      <w:r>
+        <w:br/>
+        <w:t xml:space="preserve"/>
+      </w:r>
+      <w:r>
+        <w:rPr>
+          <w:rFonts w:ascii="Consolas" w:cs="Consolas" w:eastAsia="Consolas" w:hAnsi="Consolas"/>
+          <w:sz w:val="20"/>
+          <w:szCs w:val="20"/>
+          <w:shd w:fill="FFE98A" w:val="clear"/>
+        </w:rPr>
+        <w:t xml:space="preserve">    Actor – Flash(White, Duration: 0.2)</w:t>
+      </w:r>
+      <w:r>
+        <w:br/>
+        <w:t xml:space="preserve"/>
+      </w:r>
+      <w:r>
+        <w:rPr>
+          <w:rFonts w:ascii="Consolas" w:cs="Consolas" w:eastAsia="Consolas" w:hAnsi="Consolas"/>
+          <w:sz w:val="20"/>
+          <w:szCs w:val="20"/>
+          <w:shd w:fill="FFE98A" w:val="clear"/>
+        </w:rPr>
+        <w:t xml:space="preserve">    Spawn Actor(Explosion) at (this actor's position)</w:t>
+      </w:r>
+      <w:r>
+        <w:br/>
+        <w:t xml:space="preserve"/>
+      </w:r>
+      <w:r>
+        <w:rPr>
+          <w:rFonts w:ascii="Consolas" w:cs="Consolas" w:eastAsia="Consolas" w:hAnsi="Consolas"/>
+          <w:sz w:val="20"/>
+          <w:szCs w:val="20"/>
+        </w:rPr>
+        <w:t xml:space="preserve">    If(enemies_remaining &lt;= 0)</w:t>
+      </w:r>
+      <w:r>
+        <w:br/>
+        <w:t xml:space="preserve"/>
+      </w:r>
+      <w:r>
+        <w:rPr>
+          <w:rFonts w:ascii="Consolas" w:cs="Consolas" w:eastAsia="Consolas" w:hAnsi="Consolas"/>
+          <w:sz w:val="20"/>
+          <w:szCs w:val="20"/>
+        </w:rPr>
+        <w:t xml:space="preserve">      If(wave &gt;= total_waves)</w:t>
+      </w:r>
+      <w:r>
+        <w:br/>
+        <w:t xml:space="preserve"/>
+      </w:r>
+      <w:r>
+        <w:rPr>
+          <w:rFonts w:ascii="Consolas" w:cs="Consolas" w:eastAsia="Consolas" w:hAnsi="Consolas"/>
+          <w:sz w:val="20"/>
+          <w:szCs w:val="20"/>
+        </w:rPr>
+        <w:t xml:space="preserve">        Variable – Modify Value(game_active, Set, 0)</w:t>
+      </w:r>
+      <w:r>
+        <w:br/>
+        <w:t xml:space="preserve"/>
+      </w:r>
+      <w:r>
+        <w:rPr>
+          <w:rFonts w:ascii="Consolas" w:cs="Consolas" w:eastAsia="Consolas" w:hAnsi="Consolas"/>
+          <w:sz w:val="20"/>
+          <w:szCs w:val="20"/>
+        </w:rPr>
+        <w:t xml:space="preserve">        Play Sound(sfx_win.wav)</w:t>
+      </w:r>
+      <w:r>
+        <w:br/>
+        <w:t xml:space="preserve"/>
+      </w:r>
+      <w:r>
+        <w:rPr>
+          <w:rFonts w:ascii="Consolas" w:cs="Consolas" w:eastAsia="Consolas" w:hAnsi="Consolas"/>
+          <w:sz w:val="20"/>
+          <w:szCs w:val="20"/>
+        </w:rPr>
+        <w:t xml:space="preserve">        Message Box("You Win! - Press R to Restart")</w:t>
+      </w:r>
+      <w:r>
+        <w:br/>
+        <w:t xml:space="preserve"/>
+      </w:r>
+      <w:r>
+        <w:rPr>
+          <w:rFonts w:ascii="Consolas" w:cs="Consolas" w:eastAsia="Consolas" w:hAnsi="Consolas"/>
+          <w:sz w:val="20"/>
+          <w:szCs w:val="20"/>
+        </w:rPr>
+        <w:t xml:space="preserve">      Else</w:t>
+      </w:r>
+      <w:r>
+        <w:br/>
+        <w:t xml:space="preserve"/>
+      </w:r>
+      <w:r>
+        <w:rPr>
+          <w:rFonts w:ascii="Consolas" w:cs="Consolas" w:eastAsia="Consolas" w:hAnsi="Consolas"/>
+          <w:sz w:val="20"/>
+          <w:szCs w:val="20"/>
+        </w:rPr>
+        <w:t xml:space="preserve">        Variable – Modify Value(wave, Add, 1)</w:t>
+      </w:r>
+      <w:r>
+        <w:br/>
+        <w:t xml:space="preserve"/>
+      </w:r>
+      <w:r>
+        <w:rPr>
+          <w:rFonts w:ascii="Consolas" w:cs="Consolas" w:eastAsia="Consolas" w:hAnsi="Consolas"/>
+          <w:sz w:val="20"/>
+          <w:szCs w:val="20"/>
+        </w:rPr>
+        <w:t xml:space="preserve">        Variable – Modify Value(enemies_remaining, Set, 5)</w:t>
+      </w:r>
+      <w:r>
+        <w:br/>
+        <w:t xml:space="preserve"/>
+      </w:r>
+      <w:r>
+        <w:rPr>
+          <w:rFonts w:ascii="Consolas" w:cs="Consolas" w:eastAsia="Consolas" w:hAnsi="Consolas"/>
+          <w:sz w:val="20"/>
+          <w:szCs w:val="20"/>
+        </w:rPr>
+        <w:t xml:space="preserve">        Play Sound(sfx_wave.wav)</w:t>
+      </w:r>
+      <w:r>
+        <w:br/>
+        <w:t xml:space="preserve"/>
+      </w:r>
+      <w:r>
+        <w:rPr>
+          <w:rFonts w:ascii="Consolas" w:cs="Consolas" w:eastAsia="Consolas" w:hAnsi="Consolas"/>
+          <w:sz w:val="20"/>
+          <w:szCs w:val="20"/>
+        </w:rPr>
+        <w:t xml:space="preserve">        Call Custom Event(SpawnWave)</w:t>
+      </w:r>
+      <w:r>
+        <w:br/>
+        <w:t xml:space="preserve"/>
+      </w:r>
+      <w:r>
+        <w:rPr>
+          <w:rFonts w:ascii="Consolas" w:cs="Consolas" w:eastAsia="Consolas" w:hAnsi="Consolas"/>
+          <w:sz w:val="20"/>
+          <w:szCs w:val="20"/>
+        </w:rPr>
+        <w:t xml:space="preserve">    Actor – Destroy/Revive(Destroy)</w:t>
+      </w:r>
+    </w:p>
+    <w:p>
+      <w:pPr>
         <w:spacing w:after="40" w:before="120"/>
         <w:jc w:val="center"/>
       </w:pPr>
@@ -286,6 +521,308 @@
       </w:pPr>
       <w:r>
         <w:t xml:space="preserve">For advanced students: if their version DOES expose a Timer or delay mechanism (check the Actions list together), this is a great Level 3 stretch to hold Destroy back briefly, matching what every other engine's Level 1 already does.</w:t>
+      </w:r>
+    </w:p>
+    <w:p>
+      <w:pPr>
+        <w:spacing w:after="160"/>
+      </w:pPr>
+      <w:r>
+        <w:rPr>
+          <w:b/>
+          <w:bCs/>
+        </w:rPr>
+        <w:t xml:space="preserve">Level 2 - complete code:</w:t>
+      </w:r>
+    </w:p>
+    <w:p>
+      <w:pPr>
+        <w:shd w:fill="F0F0F0" w:val="clear"/>
+        <w:spacing w:after="160" w:before="80"/>
+        <w:ind w:left="360"/>
+      </w:pPr>
+      <w:r>
+        <w:rPr>
+          <w:rFonts w:ascii="Consolas" w:cs="Consolas" w:eastAsia="Consolas" w:hAnsi="Consolas"/>
+          <w:sz w:val="20"/>
+          <w:szCs w:val="20"/>
+        </w:rPr>
+        <w:t xml:space="preserve">// Level 2 is verification only - the Level 1 code already produces a working flash and explosion, so no lines change.</w:t>
+      </w:r>
+      <w:r>
+        <w:br/>
+        <w:t xml:space="preserve"/>
+      </w:r>
+      <w:r>
+        <w:rPr>
+          <w:rFonts w:ascii="Consolas" w:cs="Consolas" w:eastAsia="Consolas" w:hAnsi="Consolas"/>
+          <w:sz w:val="20"/>
+          <w:szCs w:val="20"/>
+        </w:rPr>
+        <w:t xml:space="preserve">// Checks: play a full round and confirm every single hit flashes and explodes, with no enemy left stuck mid-flash and no explosion left on screen;</w:t>
+      </w:r>
+      <w:r>
+        <w:br/>
+        <w:t xml:space="preserve"/>
+      </w:r>
+      <w:r>
+        <w:rPr>
+          <w:rFonts w:ascii="Consolas" w:cs="Consolas" w:eastAsia="Consolas" w:hAnsi="Consolas"/>
+          <w:sz w:val="20"/>
+          <w:szCs w:val="20"/>
+        </w:rPr>
+        <w:t xml:space="preserve">// confirm score/enemies_remaining/wave-clear/win-check all still happen at exactly the same instant they did before this lesson - only the enemy's own final removal is delayed;</w:t>
+      </w:r>
+      <w:r>
+        <w:br/>
+        <w:t xml:space="preserve"/>
+      </w:r>
+      <w:r>
+        <w:rPr>
+          <w:rFonts w:ascii="Consolas" w:cs="Consolas" w:eastAsia="Consolas" w:hAnsi="Consolas"/>
+          <w:sz w:val="20"/>
+          <w:szCs w:val="20"/>
+        </w:rPr>
+        <w:t xml:space="preserve">// confirm a second bullet hitting an already-flashing enemy does not double-register a kill.</w:t>
+      </w:r>
+    </w:p>
+    <w:p>
+      <w:pPr>
+        <w:spacing w:after="160"/>
+      </w:pPr>
+      <w:r>
+        <w:rPr>
+          <w:b/>
+          <w:bCs/>
+        </w:rPr>
+        <w:t xml:space="preserve">Level 3 - complete code (all three goals combined):</w:t>
+      </w:r>
+    </w:p>
+    <w:p>
+      <w:pPr>
+        <w:shd w:fill="F0F0F0" w:val="clear"/>
+        <w:spacing w:after="160" w:before="80"/>
+        <w:ind w:left="360"/>
+      </w:pPr>
+      <w:r>
+        <w:rPr>
+          <w:i/>
+          <w:iCs/>
+          <w:color w:val="555555"/>
+          <w:sz w:val="18"/>
+          <w:szCs w:val="18"/>
+        </w:rPr>
+        <w:t xml:space="preserve">Highlighted lines are the Level 3 additions on top of the Level 1 code.</w:t>
+      </w:r>
+      <w:r>
+        <w:br/>
+        <w:t xml:space="preserve"/>
+      </w:r>
+      <w:r>
+        <w:rPr>
+          <w:rFonts w:ascii="Consolas" w:cs="Consolas" w:eastAsia="Consolas" w:hAnsi="Consolas"/>
+          <w:sz w:val="20"/>
+          <w:szCs w:val="20"/>
+        </w:rPr>
+        <w:t xml:space="preserve">enemy Actor Trigger: Collided with actor - Level 3 (holds Destroy back briefly so Flash is fully visible):</w:t>
+      </w:r>
+      <w:r>
+        <w:br/>
+        <w:t xml:space="preserve"/>
+      </w:r>
+      <w:r>
+        <w:rPr>
+          <w:rFonts w:ascii="Consolas" w:cs="Consolas" w:eastAsia="Consolas" w:hAnsi="Consolas"/>
+          <w:sz w:val="20"/>
+          <w:szCs w:val="20"/>
+        </w:rPr>
+        <w:t xml:space="preserve">  If(game_active = 1)</w:t>
+      </w:r>
+      <w:r>
+        <w:br/>
+        <w:t xml:space="preserve"/>
+      </w:r>
+      <w:r>
+        <w:rPr>
+          <w:rFonts w:ascii="Consolas" w:cs="Consolas" w:eastAsia="Consolas" w:hAnsi="Consolas"/>
+          <w:sz w:val="20"/>
+          <w:szCs w:val="20"/>
+        </w:rPr>
+        <w:t xml:space="preserve">    Variable – Modify Value(score, Add, 10)</w:t>
+      </w:r>
+      <w:r>
+        <w:br/>
+        <w:t xml:space="preserve"/>
+      </w:r>
+      <w:r>
+        <w:rPr>
+          <w:rFonts w:ascii="Consolas" w:cs="Consolas" w:eastAsia="Consolas" w:hAnsi="Consolas"/>
+          <w:sz w:val="20"/>
+          <w:szCs w:val="20"/>
+        </w:rPr>
+        <w:t xml:space="preserve">    Variable – Modify Value(enemies_remaining, Subtract, 1)</w:t>
+      </w:r>
+      <w:r>
+        <w:br/>
+        <w:t xml:space="preserve"/>
+      </w:r>
+      <w:r>
+        <w:rPr>
+          <w:rFonts w:ascii="Consolas" w:cs="Consolas" w:eastAsia="Consolas" w:hAnsi="Consolas"/>
+          <w:sz w:val="20"/>
+          <w:szCs w:val="20"/>
+        </w:rPr>
+        <w:t xml:space="preserve">    Play Sound(sfx_hit.wav)</w:t>
+      </w:r>
+      <w:r>
+        <w:br/>
+        <w:t xml:space="preserve"/>
+      </w:r>
+      <w:r>
+        <w:rPr>
+          <w:rFonts w:ascii="Consolas" w:cs="Consolas" w:eastAsia="Consolas" w:hAnsi="Consolas"/>
+          <w:sz w:val="20"/>
+          <w:szCs w:val="20"/>
+        </w:rPr>
+        <w:t xml:space="preserve">    Actor – Flash(White, Duration: 0.2)</w:t>
+      </w:r>
+      <w:r>
+        <w:br/>
+        <w:t xml:space="preserve"/>
+      </w:r>
+      <w:r>
+        <w:rPr>
+          <w:rFonts w:ascii="Consolas" w:cs="Consolas" w:eastAsia="Consolas" w:hAnsi="Consolas"/>
+          <w:sz w:val="20"/>
+          <w:szCs w:val="20"/>
+        </w:rPr>
+        <w:t xml:space="preserve">    Spawn Actor(Explosion) at (this actor's position)</w:t>
+      </w:r>
+      <w:r>
+        <w:br/>
+        <w:t xml:space="preserve"/>
+      </w:r>
+      <w:r>
+        <w:rPr>
+          <w:rFonts w:ascii="Consolas" w:cs="Consolas" w:eastAsia="Consolas" w:hAnsi="Consolas"/>
+          <w:sz w:val="20"/>
+          <w:szCs w:val="20"/>
+        </w:rPr>
+        <w:t xml:space="preserve">    If(enemies_remaining &lt;= 0)</w:t>
+      </w:r>
+      <w:r>
+        <w:br/>
+        <w:t xml:space="preserve"/>
+      </w:r>
+      <w:r>
+        <w:rPr>
+          <w:rFonts w:ascii="Consolas" w:cs="Consolas" w:eastAsia="Consolas" w:hAnsi="Consolas"/>
+          <w:sz w:val="20"/>
+          <w:szCs w:val="20"/>
+        </w:rPr>
+        <w:t xml:space="preserve">      (win/wave-advance logic, unchanged from Level 1)</w:t>
+      </w:r>
+      <w:r>
+        <w:br/>
+        <w:t xml:space="preserve"/>
+      </w:r>
+      <w:r>
+        <w:rPr>
+          <w:rFonts w:ascii="Consolas" w:cs="Consolas" w:eastAsia="Consolas" w:hAnsi="Consolas"/>
+          <w:sz w:val="20"/>
+          <w:szCs w:val="20"/>
+          <w:shd w:fill="FFE98A" w:val="clear"/>
+        </w:rPr>
+        <w:t xml:space="preserve">    Timer – Start(0.2 seconds) -&gt; On Complete: Call Custom Event(FinishEnemyDestroy)</w:t>
+      </w:r>
+      <w:r>
+        <w:br/>
+        <w:t xml:space="preserve"/>
+      </w:r>
+      <w:r>
+        <w:rPr>
+          <w:rFonts w:ascii="Consolas" w:cs="Consolas" w:eastAsia="Consolas" w:hAnsi="Consolas"/>
+          <w:sz w:val="20"/>
+          <w:szCs w:val="20"/>
+        </w:rPr>
+        <w:t xml:space="preserve"/>
+      </w:r>
+      <w:r>
+        <w:br/>
+        <w:t xml:space="preserve"/>
+      </w:r>
+      <w:r>
+        <w:rPr>
+          <w:rFonts w:ascii="Consolas" w:cs="Consolas" w:eastAsia="Consolas" w:hAnsi="Consolas"/>
+          <w:sz w:val="20"/>
+          <w:szCs w:val="20"/>
+          <w:shd w:fill="FFE98A" w:val="clear"/>
+        </w:rPr>
+        <w:t xml:space="preserve">Custom Event: FinishEnemyDestroy -&gt;</w:t>
+      </w:r>
+      <w:r>
+        <w:br/>
+        <w:t xml:space="preserve"/>
+      </w:r>
+      <w:r>
+        <w:rPr>
+          <w:rFonts w:ascii="Consolas" w:cs="Consolas" w:eastAsia="Consolas" w:hAnsi="Consolas"/>
+          <w:sz w:val="20"/>
+          <w:szCs w:val="20"/>
+          <w:shd w:fill="FFE98A" w:val="clear"/>
+        </w:rPr>
+        <w:t xml:space="preserve">  Actor – Destroy/Revive(Destroy)</w:t>
+      </w:r>
+      <w:r>
+        <w:br/>
+        <w:t xml:space="preserve"/>
+      </w:r>
+      <w:r>
+        <w:rPr>
+          <w:rFonts w:ascii="Consolas" w:cs="Consolas" w:eastAsia="Consolas" w:hAnsi="Consolas"/>
+          <w:sz w:val="20"/>
+          <w:szCs w:val="20"/>
+          <w:shd w:fill="FFE98A" w:val="clear"/>
+        </w:rPr>
+        <w:t xml:space="preserve">(Actor – Destroy/Revive(Destroy) moves out of the collision Trigger and into this new Custom Event, so it fires after the Timer instead of in the same instant as Flash.)</w:t>
+      </w:r>
+      <w:r>
+        <w:br/>
+        <w:t xml:space="preserve"/>
+      </w:r>
+      <w:r>
+        <w:rPr>
+          <w:rFonts w:ascii="Consolas" w:cs="Consolas" w:eastAsia="Consolas" w:hAnsi="Consolas"/>
+          <w:sz w:val="20"/>
+          <w:szCs w:val="20"/>
+        </w:rPr>
+        <w:t xml:space="preserve"/>
+      </w:r>
+      <w:r>
+        <w:br/>
+        <w:t xml:space="preserve"/>
+      </w:r>
+      <w:r>
+        <w:rPr>
+          <w:rFonts w:ascii="Consolas" w:cs="Consolas" w:eastAsia="Consolas" w:hAnsi="Consolas"/>
+          <w:sz w:val="20"/>
+          <w:szCs w:val="20"/>
+          <w:shd w:fill="FFE98A" w:val="clear"/>
+        </w:rPr>
+        <w:t xml:space="preserve">Explosion Actor Template's own Trigger: On Create -&gt; (Level 3 two-frame animation)</w:t>
+      </w:r>
+      <w:r>
+        <w:br/>
+        <w:t xml:space="preserve"/>
+      </w:r>
+      <w:r>
+        <w:rPr>
+          <w:rFonts w:ascii="Consolas" w:cs="Consolas" w:eastAsia="Consolas" w:hAnsi="Consolas"/>
+          <w:sz w:val="20"/>
+          <w:szCs w:val="20"/>
+          <w:shd w:fill="FFE98A" w:val="clear"/>
+        </w:rPr>
+        <w:t xml:space="preserve">  Timer – Start(0.15 seconds) -&gt; On Complete: Actor – Change Graphics(Explosion_Bright)</w:t>
       </w:r>
     </w:p>
     <w:p>
